--- a/hin/docx/12.content.docx
+++ b/hin/docx/12.content.docx
@@ -19,7 +19,7 @@
         <w:rPr>
           <w:lang w:val="hi_IN" w:bidi="hi_IN"/>
         </w:rPr>
-        <w:t>Resource: अध्ययन नोट्स - पुस्तक परिचय (टिंडेल)</w:t>
+        <w:t>Resource: Tyndale Open Study Notes</w:t>
       </w:r>
       <w:r>
         <w:rPr>
@@ -112,7 +112,7 @@
         <w:rPr>
           <w:lang w:val="hi_IN" w:bidi="hi_IN"/>
         </w:rPr>
-        <w:t>अध्ययन नोट्स - पुस्तक परिचय (टिंडेल)</w:t>
+        <w:t>Tyndale Open Study Notes</w:t>
       </w:r>
     </w:p>
     <w:p>

--- a/hin/docx/12.content.docx
+++ b/hin/docx/12.content.docx
@@ -19,7 +19,7 @@
         <w:rPr>
           <w:lang w:val="hi_IN" w:bidi="hi_IN"/>
         </w:rPr>
-        <w:t>Resource: Tyndale Open Study Notes</w:t>
+        <w:t>Resource: Aquifer Open Study Notes (Book Intros)</w:t>
       </w:r>
       <w:r>
         <w:rPr>
@@ -112,7 +112,7 @@
         <w:rPr>
           <w:lang w:val="hi_IN" w:bidi="hi_IN"/>
         </w:rPr>
-        <w:t>Tyndale Open Study Notes</w:t>
+        <w:t>Aquifer Open Study Notes (Book Intros)</w:t>
       </w:r>
     </w:p>
     <w:p>

--- a/hin/docx/12.content.docx
+++ b/hin/docx/12.content.docx
@@ -283,72 +283,48 @@
         </w:rPr>
         <w:t xml:space="preserve">2 राजाओं की पुस्तक इस्राएल और यहूदा के राजाओं के शासन पर संरचित है। चार विभिन्न अवधियों को शामिल किया गया है: (1) उत्तरी राज्य के तीसरे राजवंश के समापन वर्ष (853–841 ई.पू., </w:t>
       </w:r>
-      <w:hyperlink r:id="rId13">
-        <w:r>
-          <w:rPr>
-            <w:lang w:val="hi_IN" w:bidi="hi_IN"/>
-          </w:rPr>
-          <w:rPr>
-            <w:color w:val="0000EE"/>
-            <w:u w:val="single"/>
-          </w:rPr>
-          <w:t>1:1–9:37</w:t>
-        </w:r>
-      </w:hyperlink>
+      <w:r>
+        <w:rPr>
+          <w:lang w:val="hi_IN" w:bidi="hi_IN"/>
+        </w:rPr>
+        <w:t>1:1–9:37</w:t>
+      </w:r>
       <w:r>
         <w:rPr>
           <w:lang w:val="hi_IN" w:bidi="hi_IN"/>
         </w:rPr>
         <w:t xml:space="preserve">), (2) उत्तरी राज्य के चौथे राजवंश का युग (841–752 ई.पू., </w:t>
       </w:r>
-      <w:hyperlink r:id="rId14">
-        <w:r>
-          <w:rPr>
-            <w:lang w:val="hi_IN" w:bidi="hi_IN"/>
-          </w:rPr>
-          <w:rPr>
-            <w:color w:val="0000EE"/>
-            <w:u w:val="single"/>
-          </w:rPr>
-          <w:t>10:1–15:12)</w:t>
-        </w:r>
-      </w:hyperlink>
+      <w:r>
+        <w:rPr>
+          <w:lang w:val="hi_IN" w:bidi="hi_IN"/>
+        </w:rPr>
+        <w:t>10:1–15:12)</w:t>
+      </w:r>
       <w:r>
         <w:rPr>
           <w:lang w:val="hi_IN" w:bidi="hi_IN"/>
         </w:rPr>
         <w:t xml:space="preserve">, (3) उत्तरी राज्य की गिरावट और पतन की अवधि (752–722 ई.पू., </w:t>
       </w:r>
-      <w:hyperlink r:id="rId15">
-        <w:r>
-          <w:rPr>
-            <w:lang w:val="hi_IN" w:bidi="hi_IN"/>
-          </w:rPr>
-          <w:rPr>
-            <w:color w:val="0000EE"/>
-            <w:u w:val="single"/>
-          </w:rPr>
-          <w:t>15:13–17:41</w:t>
-        </w:r>
-      </w:hyperlink>
+      <w:r>
+        <w:rPr>
+          <w:lang w:val="hi_IN" w:bidi="hi_IN"/>
+        </w:rPr>
+        <w:t>15:13–17:41</w:t>
+      </w:r>
       <w:r>
         <w:rPr>
           <w:lang w:val="hi_IN" w:bidi="hi_IN"/>
         </w:rPr>
         <w:t xml:space="preserve">), और (4) दक्षिणी राज्य का अंतिम काल (722–586 ई.पू., </w:t>
       </w:r>
-      <w:hyperlink r:id="rId16">
-        <w:r>
-          <w:rPr>
-            <w:lang w:val="hi_IN" w:bidi="hi_IN"/>
-          </w:rPr>
-          <w:rPr>
-            <w:color w:val="0000EE"/>
-            <w:u w:val="single"/>
-          </w:rPr>
-          <w:t>18:1–25:30</w:t>
-        </w:r>
-      </w:hyperlink>
+      <w:r>
+        <w:rPr>
+          <w:lang w:val="hi_IN" w:bidi="hi_IN"/>
+        </w:rPr>
+        <w:t>18:1–25:30</w:t>
+      </w:r>
       <w:r>
         <w:rPr>
           <w:lang w:val="hi_IN" w:bidi="hi_IN"/>
@@ -369,72 +345,48 @@
         </w:rPr>
         <w:t>पुस्तक की शुरुआत एक दुर्घटना से होती है जिसके कारण इस्राएल के राजा अहज्याह की मृत्यु हो जाती है (</w:t>
       </w:r>
-      <w:hyperlink r:id="rId17">
-        <w:r>
-          <w:rPr>
-            <w:lang w:val="hi_IN" w:bidi="hi_IN"/>
-          </w:rPr>
-          <w:rPr>
-            <w:color w:val="0000EE"/>
-            <w:u w:val="single"/>
-          </w:rPr>
-          <w:t>1:1–18</w:t>
-        </w:r>
-      </w:hyperlink>
+      <w:r>
+        <w:rPr>
+          <w:lang w:val="hi_IN" w:bidi="hi_IN"/>
+        </w:rPr>
+        <w:t>1:1–18</w:t>
+      </w:r>
       <w:r>
         <w:rPr>
           <w:lang w:val="hi_IN" w:bidi="hi_IN"/>
         </w:rPr>
         <w:t>) और समाप्ति एलिय्याह के जीवन की घटना के साथ होती है, जब परमेश्वर ने उन्हें स्वर्ग में उठा लिया था (</w:t>
       </w:r>
-      <w:hyperlink r:id="rId18">
-        <w:r>
-          <w:rPr>
-            <w:lang w:val="hi_IN" w:bidi="hi_IN"/>
-          </w:rPr>
-          <w:rPr>
-            <w:color w:val="0000EE"/>
-            <w:u w:val="single"/>
-          </w:rPr>
-          <w:t>2:1–12</w:t>
-        </w:r>
-      </w:hyperlink>
+      <w:r>
+        <w:rPr>
+          <w:lang w:val="hi_IN" w:bidi="hi_IN"/>
+        </w:rPr>
+        <w:t>2:1–12</w:t>
+      </w:r>
       <w:r>
         <w:rPr>
           <w:lang w:val="hi_IN" w:bidi="hi_IN"/>
         </w:rPr>
         <w:t>)।| भविष्यद्वक्तता का लबादा, एलीशा को प्राप्त हुआ, जिनके आश्‍चर्यकर्म और सलाह अगले कई अध्यायों में हैं (</w:t>
       </w:r>
-      <w:hyperlink r:id="rId19">
-        <w:r>
-          <w:rPr>
-            <w:lang w:val="hi_IN" w:bidi="hi_IN"/>
-          </w:rPr>
-          <w:rPr>
-            <w:color w:val="0000EE"/>
-            <w:u w:val="single"/>
-          </w:rPr>
-          <w:t>2:12–8:15</w:t>
-        </w:r>
-      </w:hyperlink>
+      <w:r>
+        <w:rPr>
+          <w:lang w:val="hi_IN" w:bidi="hi_IN"/>
+        </w:rPr>
+        <w:t>2:12–8:15</w:t>
+      </w:r>
       <w:r>
         <w:rPr>
           <w:lang w:val="hi_IN" w:bidi="hi_IN"/>
         </w:rPr>
         <w:t xml:space="preserve">; </w:t>
       </w:r>
-      <w:hyperlink r:id="rId20">
-        <w:r>
-          <w:rPr>
-            <w:lang w:val="hi_IN" w:bidi="hi_IN"/>
-          </w:rPr>
-          <w:rPr>
-            <w:color w:val="0000EE"/>
-            <w:u w:val="single"/>
-          </w:rPr>
-          <w:t>9:1–10</w:t>
-        </w:r>
-      </w:hyperlink>
+      <w:r>
+        <w:rPr>
+          <w:lang w:val="hi_IN" w:bidi="hi_IN"/>
+        </w:rPr>
+        <w:t>9:1–10</w:t>
+      </w:r>
       <w:r>
         <w:rPr>
           <w:lang w:val="hi_IN" w:bidi="hi_IN"/>
@@ -455,90 +407,60 @@
         </w:rPr>
         <w:t>यहूदा के राजाओं यहोराम और अहज्याह का शासन,(</w:t>
       </w:r>
-      <w:hyperlink r:id="rId21">
-        <w:r>
-          <w:rPr>
-            <w:lang w:val="hi_IN" w:bidi="hi_IN"/>
-          </w:rPr>
-          <w:rPr>
-            <w:color w:val="0000EE"/>
-            <w:u w:val="single"/>
-          </w:rPr>
-          <w:t>8:16–29</w:t>
-        </w:r>
-      </w:hyperlink>
+      <w:r>
+        <w:rPr>
+          <w:lang w:val="hi_IN" w:bidi="hi_IN"/>
+        </w:rPr>
+        <w:t>8:16–29</w:t>
+      </w:r>
       <w:r>
         <w:rPr>
           <w:lang w:val="hi_IN" w:bidi="hi_IN"/>
         </w:rPr>
         <w:t>) विवरण को 841 ई.पू. के महत्वपूर्ण वर्ष की ओर ले जाता है, जब येहू ने राजा योराम और अहज्याह को मार डाला था। येहू ने ईजेबेल को, अहाब के परिवार के जीवित सदस्यों और उन हाकिमों को भी मार डाला जिन्होंने बाल की उपासना की थी (</w:t>
       </w:r>
-      <w:hyperlink r:id="rId22">
-        <w:r>
-          <w:rPr>
-            <w:lang w:val="hi_IN" w:bidi="hi_IN"/>
-          </w:rPr>
-          <w:rPr>
-            <w:color w:val="0000EE"/>
-            <w:u w:val="single"/>
-          </w:rPr>
-          <w:t>9:11–10:29</w:t>
-        </w:r>
-      </w:hyperlink>
+      <w:r>
+        <w:rPr>
+          <w:lang w:val="hi_IN" w:bidi="hi_IN"/>
+        </w:rPr>
+        <w:t>9:11–10:29</w:t>
+      </w:r>
       <w:r>
         <w:rPr>
           <w:lang w:val="hi_IN" w:bidi="hi_IN"/>
         </w:rPr>
         <w:t>)। इस प्रकार येहू का अट्ठाईस वर्ष का शासन शुरू हुआ (</w:t>
       </w:r>
-      <w:hyperlink r:id="rId23">
-        <w:r>
-          <w:rPr>
-            <w:lang w:val="hi_IN" w:bidi="hi_IN"/>
-          </w:rPr>
-          <w:rPr>
-            <w:color w:val="0000EE"/>
-            <w:u w:val="single"/>
-          </w:rPr>
-          <w:t>10:30–36</w:t>
-        </w:r>
-      </w:hyperlink>
+      <w:r>
+        <w:rPr>
+          <w:lang w:val="hi_IN" w:bidi="hi_IN"/>
+        </w:rPr>
+        <w:t>10:30–36</w:t>
+      </w:r>
       <w:r>
         <w:rPr>
           <w:lang w:val="hi_IN" w:bidi="hi_IN"/>
         </w:rPr>
         <w:t>)। उसी समय अतल्याह (</w:t>
       </w:r>
-      <w:hyperlink r:id="rId24">
-        <w:r>
-          <w:rPr>
-            <w:lang w:val="hi_IN" w:bidi="hi_IN"/>
-          </w:rPr>
-          <w:rPr>
-            <w:color w:val="0000EE"/>
-            <w:u w:val="single"/>
-          </w:rPr>
-          <w:t>11:1–20</w:t>
-        </w:r>
-      </w:hyperlink>
+      <w:r>
+        <w:rPr>
+          <w:lang w:val="hi_IN" w:bidi="hi_IN"/>
+        </w:rPr>
+        <w:t>11:1–20</w:t>
+      </w:r>
       <w:r>
         <w:rPr>
           <w:lang w:val="hi_IN" w:bidi="hi_IN"/>
         </w:rPr>
         <w:t>) ने यहूदा के सिंहासन को हड़प लिया और छह वर्ष तक शासन किया जब तक कि दाऊद की वंश के प्रति निष्ठावान लोगों ने युवा योआश को राजा नहीं बना दिया (</w:t>
       </w:r>
-      <w:hyperlink r:id="rId25">
-        <w:r>
-          <w:rPr>
-            <w:lang w:val="hi_IN" w:bidi="hi_IN"/>
-          </w:rPr>
-          <w:rPr>
-            <w:color w:val="0000EE"/>
-            <w:u w:val="single"/>
-          </w:rPr>
-          <w:t>12:1–21</w:t>
-        </w:r>
-      </w:hyperlink>
+      <w:r>
+        <w:rPr>
+          <w:lang w:val="hi_IN" w:bidi="hi_IN"/>
+        </w:rPr>
+        <w:t>12:1–21</w:t>
+      </w:r>
       <w:r>
         <w:rPr>
           <w:lang w:val="hi_IN" w:bidi="hi_IN"/>
@@ -559,90 +481,60 @@
         </w:rPr>
         <w:t>जुड़वें राज्यों ने एक समय के लिए समृद्धि का आनंद लिया (</w:t>
       </w:r>
-      <w:hyperlink r:id="rId26">
-        <w:r>
-          <w:rPr>
-            <w:lang w:val="hi_IN" w:bidi="hi_IN"/>
-          </w:rPr>
-          <w:rPr>
-            <w:color w:val="0000EE"/>
-            <w:u w:val="single"/>
-          </w:rPr>
-          <w:t>14:23–15:7</w:t>
-        </w:r>
-      </w:hyperlink>
+      <w:r>
+        <w:rPr>
+          <w:lang w:val="hi_IN" w:bidi="hi_IN"/>
+        </w:rPr>
+        <w:t>14:23–15:7</w:t>
+      </w:r>
       <w:r>
         <w:rPr>
           <w:lang w:val="hi_IN" w:bidi="hi_IN"/>
         </w:rPr>
         <w:t>), लेकिन उत्तरी राज्य ने बुराई करना जारी रखा और अपनी गिरावट में प्रवेश किया: जकर्याह की हत्या (</w:t>
       </w:r>
-      <w:hyperlink r:id="rId27">
-        <w:r>
-          <w:rPr>
-            <w:lang w:val="hi_IN" w:bidi="hi_IN"/>
-          </w:rPr>
-          <w:rPr>
-            <w:color w:val="0000EE"/>
-            <w:u w:val="single"/>
-          </w:rPr>
-          <w:t>15:8–12</w:t>
-        </w:r>
-      </w:hyperlink>
+      <w:r>
+        <w:rPr>
+          <w:lang w:val="hi_IN" w:bidi="hi_IN"/>
+        </w:rPr>
+        <w:t>15:8–12</w:t>
+      </w:r>
       <w:r>
         <w:rPr>
           <w:lang w:val="hi_IN" w:bidi="hi_IN"/>
         </w:rPr>
         <w:t>) के बाद शल्लूम, मनहेम, पकहयाह, पेकह, और होशे के छोटे शासनकाल आए (</w:t>
       </w:r>
-      <w:hyperlink r:id="rId28">
-        <w:r>
-          <w:rPr>
-            <w:lang w:val="hi_IN" w:bidi="hi_IN"/>
-          </w:rPr>
-          <w:rPr>
-            <w:color w:val="0000EE"/>
-            <w:u w:val="single"/>
-          </w:rPr>
-          <w:t>15:13–17:2</w:t>
-        </w:r>
-      </w:hyperlink>
+      <w:r>
+        <w:rPr>
+          <w:lang w:val="hi_IN" w:bidi="hi_IN"/>
+        </w:rPr>
+        <w:t>15:13–17:2</w:t>
+      </w:r>
       <w:r>
         <w:rPr>
           <w:lang w:val="hi_IN" w:bidi="hi_IN"/>
         </w:rPr>
         <w:t>)। इस्राएल के अंतिम राजा, होशे (732–722 ई.पू.) ने मूर्खता से मिस्र पर विश्वास किया और अश्शूर के खिलाफ विद्रोह किया, जिससे सामरिया पर कब्जा हो गया और 722 ई.पू. में उत्तरी राज्य का अंत हो गया (</w:t>
       </w:r>
-      <w:hyperlink r:id="rId29">
-        <w:r>
-          <w:rPr>
-            <w:lang w:val="hi_IN" w:bidi="hi_IN"/>
-          </w:rPr>
-          <w:rPr>
-            <w:color w:val="0000EE"/>
-            <w:u w:val="single"/>
-          </w:rPr>
-          <w:t>17:3–6</w:t>
-        </w:r>
-      </w:hyperlink>
+      <w:r>
+        <w:rPr>
+          <w:lang w:val="hi_IN" w:bidi="hi_IN"/>
+        </w:rPr>
+        <w:t>17:3–6</w:t>
+      </w:r>
       <w:r>
         <w:rPr>
           <w:lang w:val="hi_IN" w:bidi="hi_IN"/>
         </w:rPr>
         <w:t>)। इसके बाद लेखक इस्राएल के पतन के कारणों का आकलन करता है और सामरिया के फिर बसने का वर्णन करता है (</w:t>
       </w:r>
-      <w:hyperlink r:id="rId30">
-        <w:r>
-          <w:rPr>
-            <w:lang w:val="hi_IN" w:bidi="hi_IN"/>
-          </w:rPr>
-          <w:rPr>
-            <w:color w:val="0000EE"/>
-            <w:u w:val="single"/>
-          </w:rPr>
-          <w:t>17:7–41</w:t>
-        </w:r>
-      </w:hyperlink>
+      <w:r>
+        <w:rPr>
+          <w:lang w:val="hi_IN" w:bidi="hi_IN"/>
+        </w:rPr>
+        <w:t>17:7–41</w:t>
+      </w:r>
       <w:r>
         <w:rPr>
           <w:lang w:val="hi_IN" w:bidi="hi_IN"/>
@@ -663,144 +555,96 @@
         </w:rPr>
         <w:t>2 राजाओं का अंतिम भाग (</w:t>
       </w:r>
-      <w:hyperlink r:id="rId16">
-        <w:r>
-          <w:rPr>
-            <w:lang w:val="hi_IN" w:bidi="hi_IN"/>
-          </w:rPr>
-          <w:rPr>
-            <w:color w:val="0000EE"/>
-            <w:u w:val="single"/>
-          </w:rPr>
-          <w:t>18:1–25:30</w:t>
-        </w:r>
-      </w:hyperlink>
+      <w:r>
+        <w:rPr>
+          <w:lang w:val="hi_IN" w:bidi="hi_IN"/>
+        </w:rPr>
+        <w:t>18:1–25:30</w:t>
+      </w:r>
       <w:r>
         <w:rPr>
           <w:lang w:val="hi_IN" w:bidi="hi_IN"/>
         </w:rPr>
         <w:t>) यहूदा के भाग्य से संबंधित है। हिजकिय्याह को दबाव में रहते हुए भी प्रभु पर भरोसा करने के लिए याद किया जाता है (</w:t>
       </w:r>
-      <w:hyperlink r:id="rId31">
-        <w:r>
-          <w:rPr>
-            <w:lang w:val="hi_IN" w:bidi="hi_IN"/>
-          </w:rPr>
-          <w:rPr>
-            <w:color w:val="0000EE"/>
-            <w:u w:val="single"/>
-          </w:rPr>
-          <w:t>18:5–6</w:t>
-        </w:r>
-      </w:hyperlink>
+      <w:r>
+        <w:rPr>
+          <w:lang w:val="hi_IN" w:bidi="hi_IN"/>
+        </w:rPr>
+        <w:t>18:5–6</w:t>
+      </w:r>
       <w:r>
         <w:rPr>
           <w:lang w:val="hi_IN" w:bidi="hi_IN"/>
         </w:rPr>
         <w:t xml:space="preserve">; </w:t>
       </w:r>
-      <w:hyperlink r:id="rId32">
-        <w:r>
-          <w:rPr>
-            <w:lang w:val="hi_IN" w:bidi="hi_IN"/>
-          </w:rPr>
-          <w:rPr>
-            <w:color w:val="0000EE"/>
-            <w:u w:val="single"/>
-          </w:rPr>
-          <w:t>18:13–20:11</w:t>
-        </w:r>
-      </w:hyperlink>
+      <w:r>
+        <w:rPr>
+          <w:lang w:val="hi_IN" w:bidi="hi_IN"/>
+        </w:rPr>
+        <w:t>18:13–20:11</w:t>
+      </w:r>
       <w:r>
         <w:rPr>
           <w:lang w:val="hi_IN" w:bidi="hi_IN"/>
         </w:rPr>
         <w:t>), और योशिय्याह को प्रभु की व्यवस्था के प्रति अपनी भक्ति के लिए प्रशंसा अर्जित होती है (</w:t>
       </w:r>
-      <w:hyperlink r:id="rId33">
-        <w:r>
-          <w:rPr>
-            <w:lang w:val="hi_IN" w:bidi="hi_IN"/>
-          </w:rPr>
-          <w:rPr>
-            <w:color w:val="0000EE"/>
-            <w:u w:val="single"/>
-          </w:rPr>
-          <w:t>23:19</w:t>
-        </w:r>
-      </w:hyperlink>
+      <w:r>
+        <w:rPr>
+          <w:lang w:val="hi_IN" w:bidi="hi_IN"/>
+        </w:rPr>
+        <w:t>23:19</w:t>
+      </w:r>
       <w:r>
         <w:rPr>
           <w:lang w:val="hi_IN" w:bidi="hi_IN"/>
         </w:rPr>
         <w:t xml:space="preserve">; </w:t>
       </w:r>
-      <w:hyperlink r:id="rId34">
-        <w:r>
-          <w:rPr>
-            <w:lang w:val="hi_IN" w:bidi="hi_IN"/>
-          </w:rPr>
-          <w:rPr>
-            <w:color w:val="0000EE"/>
-            <w:u w:val="single"/>
-          </w:rPr>
-          <w:t>22:8–23:25</w:t>
-        </w:r>
-      </w:hyperlink>
+      <w:r>
+        <w:rPr>
+          <w:lang w:val="hi_IN" w:bidi="hi_IN"/>
+        </w:rPr>
+        <w:t>22:8–23:25</w:t>
+      </w:r>
       <w:r>
         <w:rPr>
           <w:lang w:val="hi_IN" w:bidi="hi_IN"/>
         </w:rPr>
         <w:t>)। हालांकि, इन दोनों राजाओं ने भी गंभीर गलतियाँ की (</w:t>
       </w:r>
-      <w:hyperlink r:id="rId35">
-        <w:r>
-          <w:rPr>
-            <w:lang w:val="hi_IN" w:bidi="hi_IN"/>
-          </w:rPr>
-          <w:rPr>
-            <w:color w:val="0000EE"/>
-            <w:u w:val="single"/>
-          </w:rPr>
-          <w:t>20:12–19</w:t>
-        </w:r>
-      </w:hyperlink>
+      <w:r>
+        <w:rPr>
+          <w:lang w:val="hi_IN" w:bidi="hi_IN"/>
+        </w:rPr>
+        <w:t>20:12–19</w:t>
+      </w:r>
       <w:r>
         <w:rPr>
           <w:lang w:val="hi_IN" w:bidi="hi_IN"/>
         </w:rPr>
         <w:t xml:space="preserve">; </w:t>
       </w:r>
-      <w:hyperlink r:id="rId36">
-        <w:r>
-          <w:rPr>
-            <w:lang w:val="hi_IN" w:bidi="hi_IN"/>
-          </w:rPr>
-          <w:rPr>
-            <w:color w:val="0000EE"/>
-            <w:u w:val="single"/>
-          </w:rPr>
-          <w:t>23:29–30</w:t>
-        </w:r>
-      </w:hyperlink>
+      <w:r>
+        <w:rPr>
+          <w:lang w:val="hi_IN" w:bidi="hi_IN"/>
+        </w:rPr>
+        <w:t>23:29–30</w:t>
+      </w:r>
       <w:r>
         <w:rPr>
           <w:lang w:val="hi_IN" w:bidi="hi_IN"/>
         </w:rPr>
         <w:t xml:space="preserve">; </w:t>
       </w:r>
-      <w:hyperlink r:id="rId37">
-        <w:r>
-          <w:rPr>
-            <w:lang w:val="hi_IN" w:bidi="hi_IN"/>
-          </w:rPr>
-          <w:rPr>
-            <w:color w:val="0000EE"/>
-            <w:u w:val="single"/>
-          </w:rPr>
-          <w:t>2 इति 35:20–25</w:t>
-        </w:r>
-      </w:hyperlink>
+      <w:r>
+        <w:rPr>
+          <w:lang w:val="hi_IN" w:bidi="hi_IN"/>
+        </w:rPr>
+        <w:t>2 इति 35:20–25</w:t>
+      </w:r>
       <w:r>
         <w:rPr>
           <w:lang w:val="hi_IN" w:bidi="hi_IN"/>
@@ -821,36 +665,24 @@
         </w:rPr>
         <w:t xml:space="preserve">योशिय्याह की मृत्यु के बाद, यहूदा के अंतिम राजाओं ने वह किया जो प्रभु की दृष्टि में बुरा था, और दक्षिणी राज्य उजड़ गया और अंत में बाबेल के राजा नबूकदनेस्सर द्वितीय द्वारा नष्ट कर दिया गया ( </w:t>
       </w:r>
-      <w:hyperlink r:id="rId38">
-        <w:r>
-          <w:rPr>
-            <w:lang w:val="hi_IN" w:bidi="hi_IN"/>
-          </w:rPr>
-          <w:rPr>
-            <w:color w:val="0000EE"/>
-            <w:u w:val="single"/>
-          </w:rPr>
-          <w:t>2 रा 23:31–25:21</w:t>
-        </w:r>
-      </w:hyperlink>
+      <w:r>
+        <w:rPr>
+          <w:lang w:val="hi_IN" w:bidi="hi_IN"/>
+        </w:rPr>
+        <w:t>2 रा 23:31–25:21</w:t>
+      </w:r>
       <w:r>
         <w:rPr>
           <w:lang w:val="hi_IN" w:bidi="hi_IN"/>
         </w:rPr>
         <w:t xml:space="preserve">)। परमेश्वर के न्याय की भविष्यवाणी पूर्ण हो गई थी ( </w:t>
       </w:r>
-      <w:hyperlink r:id="rId39">
-        <w:r>
-          <w:rPr>
-            <w:lang w:val="hi_IN" w:bidi="hi_IN"/>
-          </w:rPr>
-          <w:rPr>
-            <w:color w:val="0000EE"/>
-            <w:u w:val="single"/>
-          </w:rPr>
-          <w:t>यिर्म 38:17–23</w:t>
-        </w:r>
-      </w:hyperlink>
+      <w:r>
+        <w:rPr>
+          <w:lang w:val="hi_IN" w:bidi="hi_IN"/>
+        </w:rPr>
+        <w:t>यिर्म 38:17–23</w:t>
+      </w:r>
       <w:r>
         <w:rPr>
           <w:lang w:val="hi_IN" w:bidi="hi_IN"/>
@@ -871,36 +703,24 @@
         </w:rPr>
         <w:t>2 राजाओं की पुस्तक दो जोड़ी गई टिप्पणियों के साथ समाप्त होती है। पहली यरूशलेम के पतन के बाद यहूदा में हुई घटनाओं से संबंधित है (</w:t>
       </w:r>
-      <w:hyperlink r:id="rId40">
-        <w:r>
-          <w:rPr>
-            <w:lang w:val="hi_IN" w:bidi="hi_IN"/>
-          </w:rPr>
-          <w:rPr>
-            <w:color w:val="0000EE"/>
-            <w:u w:val="single"/>
-          </w:rPr>
-          <w:t>2 रा 25:22–26</w:t>
-        </w:r>
-      </w:hyperlink>
+      <w:r>
+        <w:rPr>
+          <w:lang w:val="hi_IN" w:bidi="hi_IN"/>
+        </w:rPr>
+        <w:t>2 रा 25:22–26</w:t>
+      </w:r>
       <w:r>
         <w:rPr>
           <w:lang w:val="hi_IN" w:bidi="hi_IN"/>
         </w:rPr>
         <w:t>)। दूसरी बाबेल में यहोयाकीन की बाद में हुई रिहाई का वर्णन करती है (</w:t>
       </w:r>
-      <w:hyperlink r:id="rId41">
-        <w:r>
-          <w:rPr>
-            <w:lang w:val="hi_IN" w:bidi="hi_IN"/>
-          </w:rPr>
-          <w:rPr>
-            <w:color w:val="0000EE"/>
-            <w:u w:val="single"/>
-          </w:rPr>
-          <w:t>25:27–30</w:t>
-        </w:r>
-      </w:hyperlink>
+      <w:r>
+        <w:rPr>
+          <w:lang w:val="hi_IN" w:bidi="hi_IN"/>
+        </w:rPr>
+        <w:t>25:27–30</w:t>
+      </w:r>
       <w:r>
         <w:rPr>
           <w:lang w:val="hi_IN" w:bidi="hi_IN"/>
@@ -932,18 +752,12 @@
         </w:rPr>
         <w:t xml:space="preserve">2 राजाओं की पुस्तक 1 राजाओं का विस्तार है, जो एक ही लेखक द्वारा लिखी गई है, जिसकी सटीक पहचान अज्ञात है। वह उन स्रोतों से अच्छी तरह से अवगत थे, जिन्होंने उन्हें इस्राएल के विभाजित राजतंत्र के एक विस्तृत इतिहास को रचने में सक्षम बनाया, और उनके पास मूसा के वाचा के प्रति लोगों की प्रतिक्रिया के आधार पर सफलताओं और विफलताओं के कारणों का मूल्यांकन करने के लिए अंतर्दृष्टि थी। यहूदा के बाद वाले इतिहास से उनके घनिष्ठ परिचय से यह संकेत मिलता है कि वह यरूशलेम में या यरूशलेम के निकट रहें होंगे और हो सकता है कि शहर के पतन का कारण बनने वाली कई घटनाओं के प्रत्यक्ष साक्षी रहे होंगे। वह यहोयाकीन की रिहाई के बारे में अंतिम लेख लिखने के लिए तब भी जीवित थे या नहीं, (561ई. पू. </w:t>
       </w:r>
-      <w:hyperlink r:id="rId42">
-        <w:r>
-          <w:rPr>
-            <w:lang w:val="hi_IN" w:bidi="hi_IN"/>
-          </w:rPr>
-          <w:rPr>
-            <w:color w:val="0000EE"/>
-            <w:u w:val="single"/>
-          </w:rPr>
-          <w:t>25:25–30</w:t>
-        </w:r>
-      </w:hyperlink>
+      <w:r>
+        <w:rPr>
+          <w:lang w:val="hi_IN" w:bidi="hi_IN"/>
+        </w:rPr>
+        <w:t>25:25–30</w:t>
+      </w:r>
       <w:r>
         <w:rPr>
           <w:lang w:val="hi_IN" w:bidi="hi_IN"/>
@@ -1028,216 +842,144 @@
         </w:rPr>
         <w:t>इस्राएल के राजा निरंतर रूप से बुरे थे। वे "नबात के पुत्र यारोबाम जिसने इस्राएल से पाप कराया था, उसके पापों के अनुसार वह करते रहे" (</w:t>
       </w:r>
-      <w:hyperlink r:id="rId43">
-        <w:r>
-          <w:rPr>
-            <w:lang w:val="hi_IN" w:bidi="hi_IN"/>
-          </w:rPr>
-          <w:rPr>
-            <w:color w:val="0000EE"/>
-            <w:u w:val="single"/>
-          </w:rPr>
-          <w:t>13:2</w:t>
-        </w:r>
-      </w:hyperlink>
+      <w:r>
+        <w:rPr>
+          <w:lang w:val="hi_IN" w:bidi="hi_IN"/>
+        </w:rPr>
+        <w:t>13:2</w:t>
+      </w:r>
       <w:r>
         <w:rPr>
           <w:lang w:val="hi_IN" w:bidi="hi_IN"/>
         </w:rPr>
         <w:t xml:space="preserve">, </w:t>
       </w:r>
-      <w:hyperlink r:id="rId44">
-        <w:r>
-          <w:rPr>
-            <w:lang w:val="hi_IN" w:bidi="hi_IN"/>
-          </w:rPr>
-          <w:rPr>
-            <w:color w:val="0000EE"/>
-            <w:u w:val="single"/>
-          </w:rPr>
-          <w:t>11</w:t>
-        </w:r>
-      </w:hyperlink>
+      <w:r>
+        <w:rPr>
+          <w:lang w:val="hi_IN" w:bidi="hi_IN"/>
+        </w:rPr>
+        <w:t>11</w:t>
+      </w:r>
       <w:r>
         <w:rPr>
           <w:lang w:val="hi_IN" w:bidi="hi_IN"/>
         </w:rPr>
         <w:t xml:space="preserve">; </w:t>
       </w:r>
-      <w:hyperlink r:id="rId45">
-        <w:r>
-          <w:rPr>
-            <w:lang w:val="hi_IN" w:bidi="hi_IN"/>
-          </w:rPr>
-          <w:rPr>
-            <w:color w:val="0000EE"/>
-            <w:u w:val="single"/>
-          </w:rPr>
-          <w:t>14:24</w:t>
-        </w:r>
-      </w:hyperlink>
+      <w:r>
+        <w:rPr>
+          <w:lang w:val="hi_IN" w:bidi="hi_IN"/>
+        </w:rPr>
+        <w:t>14:24</w:t>
+      </w:r>
       <w:r>
         <w:rPr>
           <w:lang w:val="hi_IN" w:bidi="hi_IN"/>
         </w:rPr>
         <w:t xml:space="preserve">; </w:t>
       </w:r>
-      <w:hyperlink r:id="rId46">
-        <w:r>
-          <w:rPr>
-            <w:lang w:val="hi_IN" w:bidi="hi_IN"/>
-          </w:rPr>
-          <w:rPr>
-            <w:color w:val="0000EE"/>
-            <w:u w:val="single"/>
-          </w:rPr>
-          <w:t>15:9</w:t>
-        </w:r>
-      </w:hyperlink>
+      <w:r>
+        <w:rPr>
+          <w:lang w:val="hi_IN" w:bidi="hi_IN"/>
+        </w:rPr>
+        <w:t>15:9</w:t>
+      </w:r>
       <w:r>
         <w:rPr>
           <w:lang w:val="hi_IN" w:bidi="hi_IN"/>
         </w:rPr>
         <w:t xml:space="preserve">; </w:t>
       </w:r>
-      <w:hyperlink r:id="rId47">
-        <w:r>
-          <w:rPr>
-            <w:lang w:val="hi_IN" w:bidi="hi_IN"/>
-          </w:rPr>
-          <w:rPr>
-            <w:color w:val="0000EE"/>
-            <w:u w:val="single"/>
-          </w:rPr>
-          <w:t>17:2</w:t>
-        </w:r>
-      </w:hyperlink>
+      <w:r>
+        <w:rPr>
+          <w:lang w:val="hi_IN" w:bidi="hi_IN"/>
+        </w:rPr>
+        <w:t>17:2</w:t>
+      </w:r>
       <w:r>
         <w:rPr>
           <w:lang w:val="hi_IN" w:bidi="hi_IN"/>
         </w:rPr>
         <w:t xml:space="preserve">)। यहूदा के कई राजाओं को इसी तरह की निंदा मिलती है (उदाहरण देखें, </w:t>
       </w:r>
-      <w:hyperlink r:id="rId48">
-        <w:r>
-          <w:rPr>
-            <w:lang w:val="hi_IN" w:bidi="hi_IN"/>
-          </w:rPr>
-          <w:rPr>
-            <w:color w:val="0000EE"/>
-            <w:u w:val="single"/>
-          </w:rPr>
-          <w:t>8:18</w:t>
-        </w:r>
-      </w:hyperlink>
+      <w:r>
+        <w:rPr>
+          <w:lang w:val="hi_IN" w:bidi="hi_IN"/>
+        </w:rPr>
+        <w:t>8:18</w:t>
+      </w:r>
       <w:r>
         <w:rPr>
           <w:lang w:val="hi_IN" w:bidi="hi_IN"/>
         </w:rPr>
         <w:t>)। मनश्शे को विशेष रूप से उसकी घोर मूर्तिपूजा और धर्मत्याग (</w:t>
       </w:r>
-      <w:hyperlink r:id="rId49">
-        <w:r>
-          <w:rPr>
-            <w:lang w:val="hi_IN" w:bidi="hi_IN"/>
-          </w:rPr>
-          <w:rPr>
-            <w:color w:val="0000EE"/>
-            <w:u w:val="single"/>
-          </w:rPr>
-          <w:t>21:2–9</w:t>
-        </w:r>
-      </w:hyperlink>
+      <w:r>
+        <w:rPr>
+          <w:lang w:val="hi_IN" w:bidi="hi_IN"/>
+        </w:rPr>
+        <w:t>21:2–9</w:t>
+      </w:r>
       <w:r>
         <w:rPr>
           <w:lang w:val="hi_IN" w:bidi="hi_IN"/>
         </w:rPr>
         <w:t>) के लिए दोषी ठहराया जाता हैं, और उसके उदाहरण का उसके बाद कई राजाओं ने अनुसरण किया है (</w:t>
       </w:r>
-      <w:hyperlink r:id="rId50">
-        <w:r>
-          <w:rPr>
-            <w:lang w:val="hi_IN" w:bidi="hi_IN"/>
-          </w:rPr>
-          <w:rPr>
-            <w:color w:val="0000EE"/>
-            <w:u w:val="single"/>
-          </w:rPr>
-          <w:t>21:20</w:t>
-        </w:r>
-      </w:hyperlink>
+      <w:r>
+        <w:rPr>
+          <w:lang w:val="hi_IN" w:bidi="hi_IN"/>
+        </w:rPr>
+        <w:t>21:20</w:t>
+      </w:r>
       <w:r>
         <w:rPr>
           <w:lang w:val="hi_IN" w:bidi="hi_IN"/>
         </w:rPr>
         <w:t xml:space="preserve">; </w:t>
       </w:r>
-      <w:hyperlink r:id="rId51">
-        <w:r>
-          <w:rPr>
-            <w:lang w:val="hi_IN" w:bidi="hi_IN"/>
-          </w:rPr>
-          <w:rPr>
-            <w:color w:val="0000EE"/>
-            <w:u w:val="single"/>
-          </w:rPr>
-          <w:t>23:32</w:t>
-        </w:r>
-      </w:hyperlink>
+      <w:r>
+        <w:rPr>
+          <w:lang w:val="hi_IN" w:bidi="hi_IN"/>
+        </w:rPr>
+        <w:t>23:32</w:t>
+      </w:r>
       <w:r>
         <w:rPr>
           <w:lang w:val="hi_IN" w:bidi="hi_IN"/>
         </w:rPr>
         <w:t xml:space="preserve">, </w:t>
       </w:r>
-      <w:hyperlink r:id="rId52">
-        <w:r>
-          <w:rPr>
-            <w:lang w:val="hi_IN" w:bidi="hi_IN"/>
-          </w:rPr>
-          <w:rPr>
-            <w:color w:val="0000EE"/>
-            <w:u w:val="single"/>
-          </w:rPr>
-          <w:t>37</w:t>
-        </w:r>
-      </w:hyperlink>
+      <w:r>
+        <w:rPr>
+          <w:lang w:val="hi_IN" w:bidi="hi_IN"/>
+        </w:rPr>
+        <w:t>37</w:t>
+      </w:r>
       <w:r>
         <w:rPr>
           <w:lang w:val="hi_IN" w:bidi="hi_IN"/>
         </w:rPr>
         <w:t xml:space="preserve">; </w:t>
       </w:r>
-      <w:hyperlink r:id="rId53">
-        <w:r>
-          <w:rPr>
-            <w:lang w:val="hi_IN" w:bidi="hi_IN"/>
-          </w:rPr>
-          <w:rPr>
-            <w:color w:val="0000EE"/>
-            <w:u w:val="single"/>
-          </w:rPr>
-          <w:t>24:9</w:t>
-        </w:r>
-      </w:hyperlink>
+      <w:r>
+        <w:rPr>
+          <w:lang w:val="hi_IN" w:bidi="hi_IN"/>
+        </w:rPr>
+        <w:t>24:9</w:t>
+      </w:r>
       <w:r>
         <w:rPr>
           <w:lang w:val="hi_IN" w:bidi="hi_IN"/>
         </w:rPr>
         <w:t xml:space="preserve">, </w:t>
       </w:r>
-      <w:hyperlink r:id="rId54">
-        <w:r>
-          <w:rPr>
-            <w:lang w:val="hi_IN" w:bidi="hi_IN"/>
-          </w:rPr>
-          <w:rPr>
-            <w:color w:val="0000EE"/>
-            <w:u w:val="single"/>
-          </w:rPr>
-          <w:t>19</w:t>
-        </w:r>
-      </w:hyperlink>
+      <w:r>
+        <w:rPr>
+          <w:lang w:val="hi_IN" w:bidi="hi_IN"/>
+        </w:rPr>
+        <w:t>19</w:t>
+      </w:r>
       <w:r>
         <w:rPr>
           <w:lang w:val="hi_IN" w:bidi="hi_IN"/>
@@ -1258,288 +1000,192 @@
         </w:rPr>
         <w:t>हालांकि, "जो यहोवा की दृष्टि में ठीक है" वह करने के लिए यहूदा के कई राजाओं की सराहना की गई है (</w:t>
       </w:r>
-      <w:hyperlink r:id="rId55">
-        <w:r>
-          <w:rPr>
-            <w:lang w:val="hi_IN" w:bidi="hi_IN"/>
-          </w:rPr>
-          <w:rPr>
-            <w:color w:val="0000EE"/>
-            <w:u w:val="single"/>
-          </w:rPr>
-          <w:t>12:2</w:t>
-        </w:r>
-      </w:hyperlink>
+      <w:r>
+        <w:rPr>
+          <w:lang w:val="hi_IN" w:bidi="hi_IN"/>
+        </w:rPr>
+        <w:t>12:2</w:t>
+      </w:r>
       <w:r>
         <w:rPr>
           <w:lang w:val="hi_IN" w:bidi="hi_IN"/>
         </w:rPr>
         <w:t xml:space="preserve">; </w:t>
       </w:r>
-      <w:hyperlink r:id="rId56">
-        <w:r>
-          <w:rPr>
-            <w:lang w:val="hi_IN" w:bidi="hi_IN"/>
-          </w:rPr>
-          <w:rPr>
-            <w:color w:val="0000EE"/>
-            <w:u w:val="single"/>
-          </w:rPr>
-          <w:t>14:3</w:t>
-        </w:r>
-      </w:hyperlink>
+      <w:r>
+        <w:rPr>
+          <w:lang w:val="hi_IN" w:bidi="hi_IN"/>
+        </w:rPr>
+        <w:t>14:3</w:t>
+      </w:r>
       <w:r>
         <w:rPr>
           <w:lang w:val="hi_IN" w:bidi="hi_IN"/>
         </w:rPr>
         <w:t xml:space="preserve">; </w:t>
       </w:r>
-      <w:hyperlink r:id="rId57">
-        <w:r>
-          <w:rPr>
-            <w:lang w:val="hi_IN" w:bidi="hi_IN"/>
-          </w:rPr>
-          <w:rPr>
-            <w:color w:val="0000EE"/>
-            <w:u w:val="single"/>
-          </w:rPr>
-          <w:t>15:3</w:t>
-        </w:r>
-      </w:hyperlink>
+      <w:r>
+        <w:rPr>
+          <w:lang w:val="hi_IN" w:bidi="hi_IN"/>
+        </w:rPr>
+        <w:t>15:3</w:t>
+      </w:r>
       <w:r>
         <w:rPr>
           <w:lang w:val="hi_IN" w:bidi="hi_IN"/>
         </w:rPr>
         <w:t xml:space="preserve">, </w:t>
       </w:r>
-      <w:hyperlink r:id="rId58">
-        <w:r>
-          <w:rPr>
-            <w:lang w:val="hi_IN" w:bidi="hi_IN"/>
-          </w:rPr>
-          <w:rPr>
-            <w:color w:val="0000EE"/>
-            <w:u w:val="single"/>
-          </w:rPr>
-          <w:t>34</w:t>
-        </w:r>
-      </w:hyperlink>
+      <w:r>
+        <w:rPr>
+          <w:lang w:val="hi_IN" w:bidi="hi_IN"/>
+        </w:rPr>
+        <w:t>34</w:t>
+      </w:r>
       <w:r>
         <w:rPr>
           <w:lang w:val="hi_IN" w:bidi="hi_IN"/>
         </w:rPr>
         <w:t xml:space="preserve">; </w:t>
       </w:r>
-      <w:hyperlink r:id="rId59">
-        <w:r>
-          <w:rPr>
-            <w:lang w:val="hi_IN" w:bidi="hi_IN"/>
-          </w:rPr>
-          <w:rPr>
-            <w:color w:val="0000EE"/>
-            <w:u w:val="single"/>
-          </w:rPr>
-          <w:t>18:3</w:t>
-        </w:r>
-      </w:hyperlink>
+      <w:r>
+        <w:rPr>
+          <w:lang w:val="hi_IN" w:bidi="hi_IN"/>
+        </w:rPr>
+        <w:t>18:3</w:t>
+      </w:r>
       <w:r>
         <w:rPr>
           <w:lang w:val="hi_IN" w:bidi="hi_IN"/>
         </w:rPr>
         <w:t xml:space="preserve">; </w:t>
       </w:r>
-      <w:hyperlink r:id="rId60">
-        <w:r>
-          <w:rPr>
-            <w:lang w:val="hi_IN" w:bidi="hi_IN"/>
-          </w:rPr>
-          <w:rPr>
-            <w:color w:val="0000EE"/>
-            <w:u w:val="single"/>
-          </w:rPr>
-          <w:t>22:2</w:t>
-        </w:r>
-      </w:hyperlink>
+      <w:r>
+        <w:rPr>
+          <w:lang w:val="hi_IN" w:bidi="hi_IN"/>
+        </w:rPr>
+        <w:t>22:2</w:t>
+      </w:r>
       <w:r>
         <w:rPr>
           <w:lang w:val="hi_IN" w:bidi="hi_IN"/>
         </w:rPr>
         <w:t>)। ऐसे पुरुष भवन के रखरखाव और मरम्मत (</w:t>
       </w:r>
-      <w:hyperlink r:id="rId61">
-        <w:r>
-          <w:rPr>
-            <w:lang w:val="hi_IN" w:bidi="hi_IN"/>
-          </w:rPr>
-          <w:rPr>
-            <w:color w:val="0000EE"/>
-            <w:u w:val="single"/>
-          </w:rPr>
-          <w:t>12:6–16</w:t>
-        </w:r>
-      </w:hyperlink>
+      <w:r>
+        <w:rPr>
+          <w:lang w:val="hi_IN" w:bidi="hi_IN"/>
+        </w:rPr>
+        <w:t>12:6–16</w:t>
+      </w:r>
       <w:r>
         <w:rPr>
           <w:lang w:val="hi_IN" w:bidi="hi_IN"/>
         </w:rPr>
         <w:t xml:space="preserve">; </w:t>
       </w:r>
-      <w:hyperlink r:id="rId62">
-        <w:r>
-          <w:rPr>
-            <w:lang w:val="hi_IN" w:bidi="hi_IN"/>
-          </w:rPr>
-          <w:rPr>
-            <w:color w:val="0000EE"/>
-            <w:u w:val="single"/>
-          </w:rPr>
-          <w:t>22:3–7</w:t>
-        </w:r>
-      </w:hyperlink>
+      <w:r>
+        <w:rPr>
+          <w:lang w:val="hi_IN" w:bidi="hi_IN"/>
+        </w:rPr>
+        <w:t>22:3–7</w:t>
+      </w:r>
       <w:r>
         <w:rPr>
           <w:lang w:val="hi_IN" w:bidi="hi_IN"/>
         </w:rPr>
         <w:t>) और परमेश्वर के वचन की आज्ञाओं के पालन के लिए चिंतित थे (</w:t>
       </w:r>
-      <w:hyperlink r:id="rId63">
-        <w:r>
-          <w:rPr>
-            <w:lang w:val="hi_IN" w:bidi="hi_IN"/>
-          </w:rPr>
-          <w:rPr>
-            <w:color w:val="0000EE"/>
-            <w:u w:val="single"/>
-          </w:rPr>
-          <w:t>18:6</w:t>
-        </w:r>
-      </w:hyperlink>
+      <w:r>
+        <w:rPr>
+          <w:lang w:val="hi_IN" w:bidi="hi_IN"/>
+        </w:rPr>
+        <w:t>18:6</w:t>
+      </w:r>
       <w:r>
         <w:rPr>
           <w:lang w:val="hi_IN" w:bidi="hi_IN"/>
         </w:rPr>
         <w:t xml:space="preserve">; </w:t>
       </w:r>
-      <w:hyperlink r:id="rId64">
-        <w:r>
-          <w:rPr>
-            <w:lang w:val="hi_IN" w:bidi="hi_IN"/>
-          </w:rPr>
-          <w:rPr>
-            <w:color w:val="0000EE"/>
-            <w:u w:val="single"/>
-          </w:rPr>
-          <w:t>22:8–13</w:t>
-        </w:r>
-      </w:hyperlink>
+      <w:r>
+        <w:rPr>
+          <w:lang w:val="hi_IN" w:bidi="hi_IN"/>
+        </w:rPr>
+        <w:t>22:8–13</w:t>
+      </w:r>
       <w:r>
         <w:rPr>
           <w:lang w:val="hi_IN" w:bidi="hi_IN"/>
         </w:rPr>
         <w:t xml:space="preserve">; </w:t>
       </w:r>
-      <w:hyperlink r:id="rId65">
-        <w:r>
-          <w:rPr>
-            <w:lang w:val="hi_IN" w:bidi="hi_IN"/>
-          </w:rPr>
-          <w:rPr>
-            <w:color w:val="0000EE"/>
-            <w:u w:val="single"/>
-          </w:rPr>
-          <w:t>23:1–3</w:t>
-        </w:r>
-      </w:hyperlink>
+      <w:r>
+        <w:rPr>
+          <w:lang w:val="hi_IN" w:bidi="hi_IN"/>
+        </w:rPr>
+        <w:t>23:1–3</w:t>
+      </w:r>
       <w:r>
         <w:rPr>
           <w:lang w:val="hi_IN" w:bidi="hi_IN"/>
         </w:rPr>
         <w:t>)। हिजकिय्याह और योशिय्याह को विशेष प्रशंसा मिली: हिजकिय्याह को प्रभु पर भरोसा करने और परमेश्वर के वचन का सम्मान करने के लिए (</w:t>
       </w:r>
-      <w:hyperlink r:id="rId31">
-        <w:r>
-          <w:rPr>
-            <w:lang w:val="hi_IN" w:bidi="hi_IN"/>
-          </w:rPr>
-          <w:rPr>
-            <w:color w:val="0000EE"/>
-            <w:u w:val="single"/>
-          </w:rPr>
-          <w:t>18:5–6</w:t>
-        </w:r>
-      </w:hyperlink>
+      <w:r>
+        <w:rPr>
+          <w:lang w:val="hi_IN" w:bidi="hi_IN"/>
+        </w:rPr>
+        <w:t>18:5–6</w:t>
+      </w:r>
       <w:r>
         <w:rPr>
           <w:lang w:val="hi_IN" w:bidi="hi_IN"/>
         </w:rPr>
         <w:t>) योशिय्याह को मूसा की व्यवस्था के प्रति उसके उच्च सम्मान के लिए (</w:t>
       </w:r>
-      <w:hyperlink r:id="rId66">
-        <w:r>
-          <w:rPr>
-            <w:lang w:val="hi_IN" w:bidi="hi_IN"/>
-          </w:rPr>
-          <w:rPr>
-            <w:color w:val="0000EE"/>
-            <w:u w:val="single"/>
-          </w:rPr>
-          <w:t>23:25</w:t>
-        </w:r>
-      </w:hyperlink>
+      <w:r>
+        <w:rPr>
+          <w:lang w:val="hi_IN" w:bidi="hi_IN"/>
+        </w:rPr>
+        <w:t>23:25</w:t>
+      </w:r>
       <w:r>
         <w:rPr>
           <w:lang w:val="hi_IN" w:bidi="hi_IN"/>
         </w:rPr>
         <w:t xml:space="preserve">)। निहितार्थ स्पष्ट है। परमेश्वर के लोगों को परमेश्वर के वचन के उच्च मानकों के अनुरूप जीवन व्यतीत करना है ताकि वे वह करें जो "परमेश्वर की दृष्टि में ठीक है" (तुलना करें </w:t>
       </w:r>
-      <w:hyperlink r:id="rId67">
-        <w:r>
-          <w:rPr>
-            <w:lang w:val="hi_IN" w:bidi="hi_IN"/>
-          </w:rPr>
-          <w:rPr>
-            <w:color w:val="0000EE"/>
-            <w:u w:val="single"/>
-          </w:rPr>
-          <w:t>भज 119:9–11</w:t>
-        </w:r>
-      </w:hyperlink>
+      <w:r>
+        <w:rPr>
+          <w:lang w:val="hi_IN" w:bidi="hi_IN"/>
+        </w:rPr>
+        <w:t>भज 119:9–11</w:t>
+      </w:r>
       <w:r>
         <w:rPr>
           <w:lang w:val="hi_IN" w:bidi="hi_IN"/>
         </w:rPr>
         <w:t xml:space="preserve">, </w:t>
       </w:r>
-      <w:hyperlink r:id="rId68">
-        <w:r>
-          <w:rPr>
-            <w:lang w:val="hi_IN" w:bidi="hi_IN"/>
-          </w:rPr>
-          <w:rPr>
-            <w:color w:val="0000EE"/>
-            <w:u w:val="single"/>
-          </w:rPr>
-          <w:t>111</w:t>
-        </w:r>
-      </w:hyperlink>
+      <w:r>
+        <w:rPr>
+          <w:lang w:val="hi_IN" w:bidi="hi_IN"/>
+        </w:rPr>
+        <w:t>111</w:t>
+      </w:r>
       <w:r>
         <w:rPr>
           <w:lang w:val="hi_IN" w:bidi="hi_IN"/>
         </w:rPr>
         <w:t xml:space="preserve">; </w:t>
       </w:r>
-      <w:hyperlink r:id="rId69">
-        <w:r>
-          <w:rPr>
-            <w:lang w:val="hi_IN" w:bidi="hi_IN"/>
-          </w:rPr>
-          <w:rPr>
-            <w:color w:val="0000EE"/>
-            <w:u w:val="single"/>
-          </w:rPr>
-          <w:t>2 तीमु 3:16–17</w:t>
-        </w:r>
-      </w:hyperlink>
+      <w:r>
+        <w:rPr>
+          <w:lang w:val="hi_IN" w:bidi="hi_IN"/>
+        </w:rPr>
+        <w:t>2 तीमु 3:16–17</w:t>
+      </w:r>
       <w:r>
         <w:rPr>
           <w:lang w:val="hi_IN" w:bidi="hi_IN"/>
@@ -1560,180 +1206,120 @@
         </w:rPr>
         <w:t>भविष्यद्वक्ता एलिय्याह के अंतिम दिनों (</w:t>
       </w:r>
-      <w:hyperlink r:id="rId70">
-        <w:r>
-          <w:rPr>
-            <w:lang w:val="hi_IN" w:bidi="hi_IN"/>
-          </w:rPr>
-          <w:rPr>
-            <w:color w:val="0000EE"/>
-            <w:u w:val="single"/>
-          </w:rPr>
-          <w:t>1:3–17</w:t>
-        </w:r>
-      </w:hyperlink>
+      <w:r>
+        <w:rPr>
+          <w:lang w:val="hi_IN" w:bidi="hi_IN"/>
+        </w:rPr>
+        <w:t>1:3–17</w:t>
+      </w:r>
       <w:r>
         <w:rPr>
           <w:lang w:val="hi_IN" w:bidi="hi_IN"/>
         </w:rPr>
         <w:t xml:space="preserve">; </w:t>
       </w:r>
-      <w:hyperlink r:id="rId71">
-        <w:r>
-          <w:rPr>
-            <w:lang w:val="hi_IN" w:bidi="hi_IN"/>
-          </w:rPr>
-          <w:rPr>
-            <w:color w:val="0000EE"/>
-            <w:u w:val="single"/>
-          </w:rPr>
-          <w:t>2:1–11</w:t>
-        </w:r>
-      </w:hyperlink>
+      <w:r>
+        <w:rPr>
+          <w:lang w:val="hi_IN" w:bidi="hi_IN"/>
+        </w:rPr>
+        <w:t>2:1–11</w:t>
+      </w:r>
       <w:r>
         <w:rPr>
           <w:lang w:val="hi_IN" w:bidi="hi_IN"/>
         </w:rPr>
         <w:t>) और एलीशा के शानदार सेवकाई (</w:t>
       </w:r>
-      <w:hyperlink r:id="rId72">
-        <w:r>
-          <w:rPr>
-            <w:lang w:val="hi_IN" w:bidi="hi_IN"/>
-          </w:rPr>
-          <w:rPr>
-            <w:color w:val="0000EE"/>
-            <w:u w:val="single"/>
-          </w:rPr>
-          <w:t>2:12–25</w:t>
-        </w:r>
-      </w:hyperlink>
+      <w:r>
+        <w:rPr>
+          <w:lang w:val="hi_IN" w:bidi="hi_IN"/>
+        </w:rPr>
+        <w:t>2:12–25</w:t>
+      </w:r>
       <w:r>
         <w:rPr>
           <w:lang w:val="hi_IN" w:bidi="hi_IN"/>
         </w:rPr>
         <w:t xml:space="preserve">; </w:t>
       </w:r>
-      <w:hyperlink r:id="rId73">
-        <w:r>
-          <w:rPr>
-            <w:lang w:val="hi_IN" w:bidi="hi_IN"/>
-          </w:rPr>
-          <w:rPr>
-            <w:color w:val="0000EE"/>
-            <w:u w:val="single"/>
-          </w:rPr>
-          <w:t>3:11–19</w:t>
-        </w:r>
-      </w:hyperlink>
+      <w:r>
+        <w:rPr>
+          <w:lang w:val="hi_IN" w:bidi="hi_IN"/>
+        </w:rPr>
+        <w:t>3:11–19</w:t>
+      </w:r>
       <w:r>
         <w:rPr>
           <w:lang w:val="hi_IN" w:bidi="hi_IN"/>
         </w:rPr>
         <w:t xml:space="preserve">; </w:t>
       </w:r>
-      <w:hyperlink r:id="rId74">
-        <w:r>
-          <w:rPr>
-            <w:lang w:val="hi_IN" w:bidi="hi_IN"/>
-          </w:rPr>
-          <w:rPr>
-            <w:color w:val="0000EE"/>
-            <w:u w:val="single"/>
-          </w:rPr>
-          <w:t>4:1–7:2</w:t>
-        </w:r>
-      </w:hyperlink>
+      <w:r>
+        <w:rPr>
+          <w:lang w:val="hi_IN" w:bidi="hi_IN"/>
+        </w:rPr>
+        <w:t>4:1–7:2</w:t>
+      </w:r>
       <w:r>
         <w:rPr>
           <w:lang w:val="hi_IN" w:bidi="hi_IN"/>
         </w:rPr>
         <w:t xml:space="preserve">; </w:t>
       </w:r>
-      <w:hyperlink r:id="rId75">
-        <w:r>
-          <w:rPr>
-            <w:lang w:val="hi_IN" w:bidi="hi_IN"/>
-          </w:rPr>
-          <w:rPr>
-            <w:color w:val="0000EE"/>
-            <w:u w:val="single"/>
-          </w:rPr>
-          <w:t>8:1–2</w:t>
-        </w:r>
-      </w:hyperlink>
+      <w:r>
+        <w:rPr>
+          <w:lang w:val="hi_IN" w:bidi="hi_IN"/>
+        </w:rPr>
+        <w:t>8:1–2</w:t>
+      </w:r>
       <w:r>
         <w:rPr>
           <w:lang w:val="hi_IN" w:bidi="hi_IN"/>
         </w:rPr>
         <w:t>) को दी गई प्रमुखता दूसरों को परमेश्वर के वचन का प्रचार करने की आवश्यकता पर बल देती है (</w:t>
       </w:r>
-      <w:hyperlink r:id="rId76">
-        <w:r>
-          <w:rPr>
-            <w:lang w:val="hi_IN" w:bidi="hi_IN"/>
-          </w:rPr>
-          <w:rPr>
-            <w:color w:val="0000EE"/>
-            <w:u w:val="single"/>
-          </w:rPr>
-          <w:t>प्रेरि 20:18–21</w:t>
-        </w:r>
-      </w:hyperlink>
+      <w:r>
+        <w:rPr>
+          <w:lang w:val="hi_IN" w:bidi="hi_IN"/>
+        </w:rPr>
+        <w:t>प्रेरि 20:18–21</w:t>
+      </w:r>
       <w:r>
         <w:rPr>
           <w:lang w:val="hi_IN" w:bidi="hi_IN"/>
         </w:rPr>
         <w:t xml:space="preserve">; </w:t>
       </w:r>
-      <w:hyperlink r:id="rId77">
-        <w:r>
-          <w:rPr>
-            <w:lang w:val="hi_IN" w:bidi="hi_IN"/>
-          </w:rPr>
-          <w:rPr>
-            <w:color w:val="0000EE"/>
-            <w:u w:val="single"/>
-          </w:rPr>
-          <w:t>2 तीमु 2:15</w:t>
-        </w:r>
-      </w:hyperlink>
+      <w:r>
+        <w:rPr>
+          <w:lang w:val="hi_IN" w:bidi="hi_IN"/>
+        </w:rPr>
+        <w:t>2 तीमु 2:15</w:t>
+      </w:r>
       <w:r>
         <w:rPr>
           <w:lang w:val="hi_IN" w:bidi="hi_IN"/>
         </w:rPr>
         <w:t xml:space="preserve">; </w:t>
       </w:r>
-      <w:hyperlink r:id="rId78">
-        <w:r>
-          <w:rPr>
-            <w:lang w:val="hi_IN" w:bidi="hi_IN"/>
-          </w:rPr>
-          <w:rPr>
-            <w:color w:val="0000EE"/>
-            <w:u w:val="single"/>
-          </w:rPr>
-          <w:t>4:2</w:t>
-        </w:r>
-      </w:hyperlink>
+      <w:r>
+        <w:rPr>
+          <w:lang w:val="hi_IN" w:bidi="hi_IN"/>
+        </w:rPr>
+        <w:t>4:2</w:t>
+      </w:r>
       <w:r>
         <w:rPr>
           <w:lang w:val="hi_IN" w:bidi="hi_IN"/>
         </w:rPr>
         <w:t>) ताकि वे प्रभु के साथ वाचा के रिश्ते में आ सकें (</w:t>
       </w:r>
-      <w:hyperlink r:id="rId79">
-        <w:r>
-          <w:rPr>
-            <w:lang w:val="hi_IN" w:bidi="hi_IN"/>
-          </w:rPr>
-          <w:rPr>
-            <w:color w:val="0000EE"/>
-            <w:u w:val="single"/>
-          </w:rPr>
-          <w:t>2 कु रि 3:4–6</w:t>
-        </w:r>
-      </w:hyperlink>
+      <w:r>
+        <w:rPr>
+          <w:lang w:val="hi_IN" w:bidi="hi_IN"/>
+        </w:rPr>
+        <w:t>2 कु रि 3:4–6</w:t>
+      </w:r>
       <w:r>
         <w:rPr>
           <w:lang w:val="hi_IN" w:bidi="hi_IN"/>
@@ -1754,126 +1340,84 @@
         </w:rPr>
         <w:t>अंत में, अच्छे राजाओं की विफलताएँ परमेश्वर के लोगों को दृढ़ रूप से प्रभु के प्रति विश्वासयोग्य होने और उनकी सेवा करने की याद दिलाती है। फिर उनके जीवन भलाई से भरे जा सकते हैं (</w:t>
       </w:r>
-      <w:hyperlink r:id="rId80">
-        <w:r>
-          <w:rPr>
-            <w:lang w:val="hi_IN" w:bidi="hi_IN"/>
-          </w:rPr>
-          <w:rPr>
-            <w:color w:val="0000EE"/>
-            <w:u w:val="single"/>
-          </w:rPr>
-          <w:t>भज 84:11</w:t>
-        </w:r>
-      </w:hyperlink>
+      <w:r>
+        <w:rPr>
+          <w:lang w:val="hi_IN" w:bidi="hi_IN"/>
+        </w:rPr>
+        <w:t>भज 84:11</w:t>
+      </w:r>
       <w:r>
         <w:rPr>
           <w:lang w:val="hi_IN" w:bidi="hi_IN"/>
         </w:rPr>
         <w:t xml:space="preserve">; </w:t>
       </w:r>
-      <w:hyperlink r:id="rId81">
-        <w:r>
-          <w:rPr>
-            <w:lang w:val="hi_IN" w:bidi="hi_IN"/>
-          </w:rPr>
-          <w:rPr>
-            <w:color w:val="0000EE"/>
-            <w:u w:val="single"/>
-          </w:rPr>
-          <w:t>रोम 14:7–8</w:t>
-        </w:r>
-      </w:hyperlink>
+      <w:r>
+        <w:rPr>
+          <w:lang w:val="hi_IN" w:bidi="hi_IN"/>
+        </w:rPr>
+        <w:t>रोम 14:7–8</w:t>
+      </w:r>
       <w:r>
         <w:rPr>
           <w:lang w:val="hi_IN" w:bidi="hi_IN"/>
         </w:rPr>
         <w:t>), और जब वे न्याय के लिए परमेश्वर के सामने खड़े होंगे (</w:t>
       </w:r>
-      <w:hyperlink r:id="rId82">
-        <w:r>
-          <w:rPr>
-            <w:lang w:val="hi_IN" w:bidi="hi_IN"/>
-          </w:rPr>
-          <w:rPr>
-            <w:color w:val="0000EE"/>
-            <w:u w:val="single"/>
-          </w:rPr>
-          <w:t>रोम 14:10–11</w:t>
-        </w:r>
-      </w:hyperlink>
+      <w:r>
+        <w:rPr>
+          <w:lang w:val="hi_IN" w:bidi="hi_IN"/>
+        </w:rPr>
+        <w:t>रोम 14:10–11</w:t>
+      </w:r>
       <w:r>
         <w:rPr>
           <w:lang w:val="hi_IN" w:bidi="hi_IN"/>
         </w:rPr>
         <w:t xml:space="preserve">; 2 </w:t>
       </w:r>
-      <w:hyperlink r:id="rId83">
-        <w:r>
-          <w:rPr>
-            <w:lang w:val="hi_IN" w:bidi="hi_IN"/>
-          </w:rPr>
-          <w:rPr>
-            <w:color w:val="0000EE"/>
-            <w:u w:val="single"/>
-          </w:rPr>
-          <w:t>कुरि 5:10</w:t>
-        </w:r>
-      </w:hyperlink>
+      <w:r>
+        <w:rPr>
+          <w:lang w:val="hi_IN" w:bidi="hi_IN"/>
+        </w:rPr>
+        <w:t>कुरि 5:10</w:t>
+      </w:r>
       <w:r>
         <w:rPr>
           <w:lang w:val="hi_IN" w:bidi="hi_IN"/>
         </w:rPr>
         <w:t>), तो वह उन्हें पुरस्कार देंगे और प्रशंसा करेंगे (</w:t>
       </w:r>
-      <w:hyperlink r:id="rId84">
-        <w:r>
-          <w:rPr>
-            <w:lang w:val="hi_IN" w:bidi="hi_IN"/>
-          </w:rPr>
-          <w:rPr>
-            <w:color w:val="0000EE"/>
-            <w:u w:val="single"/>
-          </w:rPr>
-          <w:t>2 तीमु 4:7–8</w:t>
-        </w:r>
-      </w:hyperlink>
+      <w:r>
+        <w:rPr>
+          <w:lang w:val="hi_IN" w:bidi="hi_IN"/>
+        </w:rPr>
+        <w:t>2 तीमु 4:7–8</w:t>
+      </w:r>
       <w:r>
         <w:rPr>
           <w:lang w:val="hi_IN" w:bidi="hi_IN"/>
         </w:rPr>
         <w:t xml:space="preserve">; </w:t>
       </w:r>
-      <w:hyperlink r:id="rId85">
-        <w:r>
-          <w:rPr>
-            <w:lang w:val="hi_IN" w:bidi="hi_IN"/>
-          </w:rPr>
-          <w:rPr>
-            <w:color w:val="0000EE"/>
-            <w:u w:val="single"/>
-          </w:rPr>
-          <w:t>प्रका 2:10</w:t>
-        </w:r>
-      </w:hyperlink>
+      <w:r>
+        <w:rPr>
+          <w:lang w:val="hi_IN" w:bidi="hi_IN"/>
+        </w:rPr>
+        <w:t>प्रका 2:10</w:t>
+      </w:r>
       <w:r>
         <w:rPr>
           <w:lang w:val="hi_IN" w:bidi="hi_IN"/>
         </w:rPr>
         <w:t xml:space="preserve">; </w:t>
       </w:r>
-      <w:hyperlink r:id="rId86">
-        <w:r>
-          <w:rPr>
-            <w:lang w:val="hi_IN" w:bidi="hi_IN"/>
-          </w:rPr>
-          <w:rPr>
-            <w:color w:val="0000EE"/>
-            <w:u w:val="single"/>
-          </w:rPr>
-          <w:t>मत्ती 25:23</w:t>
-        </w:r>
-      </w:hyperlink>
+      <w:r>
+        <w:rPr>
+          <w:lang w:val="hi_IN" w:bidi="hi_IN"/>
+        </w:rPr>
+        <w:t>मत्ती 25:23</w:t>
+      </w:r>
       <w:r>
         <w:rPr>
           <w:lang w:val="hi_IN" w:bidi="hi_IN"/>
